--- a/无线充接收端硬件说明文档.docx
+++ b/无线充接收端硬件说明文档.docx
@@ -14,6 +14,7 @@
       <w:bookmarkStart w:id="1" w:name="_Toc219904608"/>
       <w:bookmarkStart w:id="2" w:name="_Toc219904687"/>
       <w:bookmarkStart w:id="3" w:name="_Toc219904871"/>
+      <w:bookmarkStart w:id="4" w:name="_Toc219907374"/>
       <w:proofErr w:type="gramStart"/>
       <w:r>
         <w:rPr>
@@ -32,27 +33,33 @@
       <w:bookmarkEnd w:id="1"/>
       <w:bookmarkEnd w:id="2"/>
       <w:bookmarkEnd w:id="3"/>
+      <w:bookmarkEnd w:id="4"/>
     </w:p>
     <w:p>
       <w:pPr>
         <w:pStyle w:val="1"/>
         <w:spacing w:before="0" w:line="240" w:lineRule="auto"/>
         <w:jc w:val="right"/>
-      </w:pPr>
-      <w:bookmarkStart w:id="4" w:name="_Toc219886080"/>
-      <w:bookmarkStart w:id="5" w:name="_Toc219904609"/>
-      <w:bookmarkStart w:id="6" w:name="_Toc219904688"/>
-      <w:bookmarkStart w:id="7" w:name="_Toc219904872"/>
+        <w:rPr>
+          <w:rFonts w:hint="eastAsia"/>
+        </w:rPr>
+      </w:pPr>
+      <w:bookmarkStart w:id="5" w:name="_Toc219886080"/>
+      <w:bookmarkStart w:id="6" w:name="_Toc219904609"/>
+      <w:bookmarkStart w:id="7" w:name="_Toc219904688"/>
+      <w:bookmarkStart w:id="8" w:name="_Toc219904872"/>
+      <w:bookmarkStart w:id="9" w:name="_Toc219907375"/>
       <w:r>
         <w:rPr>
           <w:rFonts w:hint="eastAsia"/>
         </w:rPr>
         <w:t>无线充电装置硬件说明（移动端）</w:t>
       </w:r>
-      <w:bookmarkEnd w:id="4"/>
       <w:bookmarkEnd w:id="5"/>
       <w:bookmarkEnd w:id="6"/>
       <w:bookmarkEnd w:id="7"/>
+      <w:bookmarkEnd w:id="8"/>
+      <w:bookmarkEnd w:id="9"/>
     </w:p>
     <w:p>
       <w:pPr>
@@ -114,16 +121,19 @@
     <w:p>
       <w:pPr>
         <w:pStyle w:val="2"/>
-      </w:pPr>
-      <w:bookmarkStart w:id="8" w:name="_Toc219904873"/>
+        <w:rPr>
+          <w:rFonts w:hint="eastAsia"/>
+        </w:rPr>
+      </w:pPr>
+      <w:bookmarkStart w:id="10" w:name="_Toc219907376"/>
       <w:r>
         <w:rPr>
           <w:rFonts w:hint="eastAsia"/>
         </w:rPr>
         <w:lastRenderedPageBreak/>
-        <w:t>抽象：</w:t>
-      </w:r>
-      <w:bookmarkEnd w:id="8"/>
+        <w:t>抽象</w:t>
+      </w:r>
+      <w:bookmarkEnd w:id="10"/>
     </w:p>
     <w:p>
       <w:pPr>
@@ -131,6 +141,9 @@
           <w:tab w:val="num" w:pos="720"/>
         </w:tabs>
         <w:ind w:firstLine="360"/>
+        <w:rPr>
+          <w:rFonts w:hint="eastAsia"/>
+        </w:rPr>
       </w:pPr>
       <w:r>
         <w:rPr>
@@ -190,6 +203,9 @@
           <w:tab w:val="num" w:pos="720"/>
         </w:tabs>
         <w:ind w:firstLine="360"/>
+        <w:rPr>
+          <w:rFonts w:hint="eastAsia"/>
+        </w:rPr>
       </w:pPr>
       <w:r>
         <w:rPr>
@@ -329,6 +345,9 @@
     <w:p>
       <w:pPr>
         <w:ind w:firstLine="360"/>
+        <w:rPr>
+          <w:rFonts w:hint="eastAsia"/>
+        </w:rPr>
       </w:pPr>
       <w:r>
         <w:rPr>
@@ -389,7 +408,13 @@
     <w:sdt>
       <w:sdtPr>
         <w:rPr>
+          <w:rFonts w:asciiTheme="minorHAnsi" w:eastAsiaTheme="minorEastAsia" w:hAnsiTheme="minorHAnsi" w:cstheme="minorBidi"/>
+          <w:color w:val="auto"/>
+          <w:kern w:val="2"/>
+          <w:sz w:val="22"/>
+          <w:szCs w:val="24"/>
           <w:lang w:val="zh-CN"/>
+          <w14:ligatures w14:val="standardContextual"/>
         </w:rPr>
         <w:id w:val="257262654"/>
         <w:docPartObj>
@@ -399,14 +424,8 @@
       </w:sdtPr>
       <w:sdtEndPr>
         <w:rPr>
-          <w:rFonts w:asciiTheme="minorHAnsi" w:eastAsiaTheme="minorEastAsia" w:hAnsiTheme="minorHAnsi" w:cstheme="minorBidi"/>
           <w:b/>
           <w:bCs/>
-          <w:color w:val="auto"/>
-          <w:kern w:val="2"/>
-          <w:sz w:val="22"/>
-          <w:szCs w:val="24"/>
-          <w14:ligatures w14:val="standardContextual"/>
         </w:rPr>
       </w:sdtEndPr>
       <w:sdtContent>
@@ -446,19 +465,16 @@
             <w:instrText xml:space="preserve"> TOC \o "1-3" \h \z \u </w:instrText>
           </w:r>
           <w:r>
-            <w:rPr>
-              <w:rFonts w:hint="eastAsia"/>
-            </w:rPr>
             <w:fldChar w:fldCharType="separate"/>
           </w:r>
-          <w:hyperlink w:anchor="_Toc219904873" w:history="1">
+          <w:hyperlink w:anchor="_Toc219907376" w:history="1">
             <w:r>
               <w:rPr>
                 <w:rStyle w:val="af2"/>
                 <w:rFonts w:hint="eastAsia"/>
                 <w:noProof/>
               </w:rPr>
-              <w:t>抽象：</w:t>
+              <w:t>抽象</w:t>
             </w:r>
             <w:r>
               <w:rPr>
@@ -489,7 +505,7 @@
                 <w:noProof/>
                 <w:webHidden/>
               </w:rPr>
-              <w:instrText>PAGEREF _Toc219904873 \h</w:instrText>
+              <w:instrText>PAGEREF _Toc219907376 \h</w:instrText>
             </w:r>
             <w:r>
               <w:rPr>
@@ -546,7 +562,7 @@
               <w14:ligatures w14:val="standardContextual"/>
             </w:rPr>
           </w:pPr>
-          <w:hyperlink w:anchor="_Toc219904874" w:history="1">
+          <w:hyperlink w:anchor="_Toc219907377" w:history="1">
             <w:r>
               <w:rPr>
                 <w:rStyle w:val="af2"/>
@@ -584,7 +600,7 @@
                 <w:noProof/>
                 <w:webHidden/>
               </w:rPr>
-              <w:instrText>PAGEREF _Toc219904874 \h</w:instrText>
+              <w:instrText>PAGEREF _Toc219907377 \h</w:instrText>
             </w:r>
             <w:r>
               <w:rPr>
@@ -641,7 +657,7 @@
               <w14:ligatures w14:val="standardContextual"/>
             </w:rPr>
           </w:pPr>
-          <w:hyperlink w:anchor="_Toc219904875" w:history="1">
+          <w:hyperlink w:anchor="_Toc219907378" w:history="1">
             <w:r>
               <w:rPr>
                 <w:rStyle w:val="af2"/>
@@ -679,7 +695,7 @@
                 <w:noProof/>
                 <w:webHidden/>
               </w:rPr>
-              <w:instrText>PAGEREF _Toc219904875 \h</w:instrText>
+              <w:instrText>PAGEREF _Toc219907378 \h</w:instrText>
             </w:r>
             <w:r>
               <w:rPr>
@@ -736,7 +752,7 @@
               <w14:ligatures w14:val="standardContextual"/>
             </w:rPr>
           </w:pPr>
-          <w:hyperlink w:anchor="_Toc219904876" w:history="1">
+          <w:hyperlink w:anchor="_Toc219907379" w:history="1">
             <w:r>
               <w:rPr>
                 <w:rStyle w:val="af2"/>
@@ -774,7 +790,7 @@
                 <w:noProof/>
                 <w:webHidden/>
               </w:rPr>
-              <w:instrText>PAGEREF _Toc219904876 \h</w:instrText>
+              <w:instrText>PAGEREF _Toc219907379 \h</w:instrText>
             </w:r>
             <w:r>
               <w:rPr>
@@ -831,7 +847,7 @@
               <w14:ligatures w14:val="standardContextual"/>
             </w:rPr>
           </w:pPr>
-          <w:hyperlink w:anchor="_Toc219904877" w:history="1">
+          <w:hyperlink w:anchor="_Toc219907380" w:history="1">
             <w:r>
               <w:rPr>
                 <w:rStyle w:val="af2"/>
@@ -869,7 +885,7 @@
                 <w:noProof/>
                 <w:webHidden/>
               </w:rPr>
-              <w:instrText>PAGEREF _Toc219904877 \h</w:instrText>
+              <w:instrText>PAGEREF _Toc219907380 \h</w:instrText>
             </w:r>
             <w:r>
               <w:rPr>
@@ -926,7 +942,7 @@
               <w14:ligatures w14:val="standardContextual"/>
             </w:rPr>
           </w:pPr>
-          <w:hyperlink w:anchor="_Toc219904878" w:history="1">
+          <w:hyperlink w:anchor="_Toc219907381" w:history="1">
             <w:r>
               <w:rPr>
                 <w:rStyle w:val="af2"/>
@@ -964,7 +980,7 @@
                 <w:noProof/>
                 <w:webHidden/>
               </w:rPr>
-              <w:instrText>PAGEREF _Toc219904878 \h</w:instrText>
+              <w:instrText>PAGEREF _Toc219907381 \h</w:instrText>
             </w:r>
             <w:r>
               <w:rPr>
@@ -1021,7 +1037,7 @@
               <w14:ligatures w14:val="standardContextual"/>
             </w:rPr>
           </w:pPr>
-          <w:hyperlink w:anchor="_Toc219904879" w:history="1">
+          <w:hyperlink w:anchor="_Toc219907382" w:history="1">
             <w:r>
               <w:rPr>
                 <w:rStyle w:val="af2"/>
@@ -1059,7 +1075,7 @@
                 <w:noProof/>
                 <w:webHidden/>
               </w:rPr>
-              <w:instrText>PAGEREF _Toc219904879 \h</w:instrText>
+              <w:instrText>PAGEREF _Toc219907382 \h</w:instrText>
             </w:r>
             <w:r>
               <w:rPr>
@@ -1116,7 +1132,7 @@
               <w14:ligatures w14:val="standardContextual"/>
             </w:rPr>
           </w:pPr>
-          <w:hyperlink w:anchor="_Toc219904880" w:history="1">
+          <w:hyperlink w:anchor="_Toc219907383" w:history="1">
             <w:r>
               <w:rPr>
                 <w:rStyle w:val="af2"/>
@@ -1154,7 +1170,7 @@
                 <w:noProof/>
                 <w:webHidden/>
               </w:rPr>
-              <w:instrText>PAGEREF _Toc219904880 \h</w:instrText>
+              <w:instrText>PAGEREF _Toc219907383 \h</w:instrText>
             </w:r>
             <w:r>
               <w:rPr>
@@ -1211,7 +1227,7 @@
               <w14:ligatures w14:val="standardContextual"/>
             </w:rPr>
           </w:pPr>
-          <w:hyperlink w:anchor="_Toc219904881" w:history="1">
+          <w:hyperlink w:anchor="_Toc219907384" w:history="1">
             <w:r>
               <w:rPr>
                 <w:rStyle w:val="af2"/>
@@ -1249,7 +1265,7 @@
                 <w:noProof/>
                 <w:webHidden/>
               </w:rPr>
-              <w:instrText>PAGEREF _Toc219904881 \h</w:instrText>
+              <w:instrText>PAGEREF _Toc219907384 \h</w:instrText>
             </w:r>
             <w:r>
               <w:rPr>
@@ -1306,13 +1322,108 @@
               <w14:ligatures w14:val="standardContextual"/>
             </w:rPr>
           </w:pPr>
-          <w:hyperlink w:anchor="_Toc219904882" w:history="1">
+          <w:hyperlink w:anchor="_Toc219907385" w:history="1">
             <w:r>
               <w:rPr>
                 <w:rStyle w:val="af2"/>
                 <w:rFonts w:hint="eastAsia"/>
                 <w:noProof/>
               </w:rPr>
+              <w:t>尺寸</w:t>
+            </w:r>
+            <w:r>
+              <w:rPr>
+                <w:rFonts w:hint="eastAsia"/>
+                <w:noProof/>
+                <w:webHidden/>
+              </w:rPr>
+              <w:tab/>
+            </w:r>
+            <w:r>
+              <w:rPr>
+                <w:rFonts w:hint="eastAsia"/>
+                <w:noProof/>
+                <w:webHidden/>
+              </w:rPr>
+              <w:fldChar w:fldCharType="begin"/>
+            </w:r>
+            <w:r>
+              <w:rPr>
+                <w:rFonts w:hint="eastAsia"/>
+                <w:noProof/>
+                <w:webHidden/>
+              </w:rPr>
+              <w:instrText xml:space="preserve"> </w:instrText>
+            </w:r>
+            <w:r>
+              <w:rPr>
+                <w:noProof/>
+                <w:webHidden/>
+              </w:rPr>
+              <w:instrText>PAGEREF _Toc219907385 \h</w:instrText>
+            </w:r>
+            <w:r>
+              <w:rPr>
+                <w:rFonts w:hint="eastAsia"/>
+                <w:noProof/>
+                <w:webHidden/>
+              </w:rPr>
+              <w:instrText xml:space="preserve"> </w:instrText>
+            </w:r>
+            <w:r>
+              <w:rPr>
+                <w:rFonts w:hint="eastAsia"/>
+                <w:noProof/>
+                <w:webHidden/>
+              </w:rPr>
+            </w:r>
+            <w:r>
+              <w:rPr>
+                <w:rFonts w:hint="eastAsia"/>
+                <w:noProof/>
+                <w:webHidden/>
+              </w:rPr>
+              <w:fldChar w:fldCharType="separate"/>
+            </w:r>
+            <w:r>
+              <w:rPr>
+                <w:rFonts w:hint="eastAsia"/>
+                <w:noProof/>
+                <w:webHidden/>
+              </w:rPr>
+              <w:t>7</w:t>
+            </w:r>
+            <w:r>
+              <w:rPr>
+                <w:rFonts w:hint="eastAsia"/>
+                <w:noProof/>
+                <w:webHidden/>
+              </w:rPr>
+              <w:fldChar w:fldCharType="end"/>
+            </w:r>
+          </w:hyperlink>
+        </w:p>
+        <w:p>
+          <w:pPr>
+            <w:pStyle w:val="TOC2"/>
+            <w:tabs>
+              <w:tab w:val="right" w:leader="dot" w:pos="8296"/>
+            </w:tabs>
+            <w:rPr>
+              <w:rFonts w:cstheme="minorBidi" w:hint="eastAsia"/>
+              <w:noProof/>
+              <w:kern w:val="2"/>
+              <w:szCs w:val="24"/>
+              <w14:ligatures w14:val="standardContextual"/>
+            </w:rPr>
+          </w:pPr>
+          <w:hyperlink w:anchor="_Toc219907386" w:history="1">
+            <w:r>
+              <w:rPr>
+                <w:rStyle w:val="af2"/>
+                <w:rFonts w:hint="eastAsia"/>
+                <w:noProof/>
+              </w:rPr>
               <w:t>修订记录</w:t>
             </w:r>
             <w:r>
@@ -1344,7 +1455,7 @@
                 <w:noProof/>
                 <w:webHidden/>
               </w:rPr>
-              <w:instrText>PAGEREF _Toc219904882 \h</w:instrText>
+              <w:instrText>PAGEREF _Toc219907386 \h</w:instrText>
             </w:r>
             <w:r>
               <w:rPr>
@@ -1421,8 +1532,11 @@
     <w:p>
       <w:pPr>
         <w:pStyle w:val="2"/>
-      </w:pPr>
-      <w:bookmarkStart w:id="9" w:name="_Toc219904874"/>
+        <w:rPr>
+          <w:rFonts w:hint="eastAsia"/>
+        </w:rPr>
+      </w:pPr>
+      <w:bookmarkStart w:id="11" w:name="_Toc219907377"/>
       <w:r>
         <w:rPr>
           <w:rFonts w:hint="eastAsia"/>
@@ -1430,9 +1544,14 @@
         <w:lastRenderedPageBreak/>
         <w:t>硬件系统概览</w:t>
       </w:r>
-      <w:bookmarkEnd w:id="9"/>
+      <w:bookmarkEnd w:id="11"/>
     </w:p>
     <w:p>
+      <w:pPr>
+        <w:rPr>
+          <w:rFonts w:hint="eastAsia"/>
+        </w:rPr>
+      </w:pPr>
       <w:r>
         <w:rPr>
           <w:rFonts w:hint="eastAsia"/>
@@ -1509,6 +1628,7 @@
     <w:p>
       <w:pPr>
         <w:rPr>
+          <w:rFonts w:hint="eastAsia"/>
           <w:b/>
           <w:bCs/>
         </w:rPr>
@@ -1522,6 +1642,11 @@
       </w:r>
     </w:p>
     <w:p>
+      <w:pPr>
+        <w:rPr>
+          <w:rFonts w:hint="eastAsia"/>
+        </w:rPr>
+      </w:pPr>
       <w:r>
         <w:t>该模块负责将外部电池输入的直流电转换为系统所需的各级电压：</w:t>
       </w:r>
@@ -1532,6 +1657,9 @@
           <w:ilvl w:val="0"/>
           <w:numId w:val="3"/>
         </w:numPr>
+        <w:rPr>
+          <w:rFonts w:hint="eastAsia"/>
+        </w:rPr>
       </w:pPr>
       <w:r>
         <w:rPr>
@@ -1560,6 +1688,9 @@
           <w:ilvl w:val="0"/>
           <w:numId w:val="3"/>
         </w:numPr>
+        <w:rPr>
+          <w:rFonts w:hint="eastAsia"/>
+        </w:rPr>
       </w:pPr>
       <w:r>
         <w:rPr>
@@ -1626,6 +1757,9 @@
           <w:ilvl w:val="0"/>
           <w:numId w:val="3"/>
         </w:numPr>
+        <w:rPr>
+          <w:rFonts w:hint="eastAsia"/>
+        </w:rPr>
       </w:pPr>
       <w:r>
         <w:rPr>
@@ -1671,6 +1805,7 @@
     <w:p>
       <w:pPr>
         <w:rPr>
+          <w:rFonts w:hint="eastAsia"/>
           <w:b/>
           <w:bCs/>
         </w:rPr>
@@ -1684,6 +1819,11 @@
       </w:r>
     </w:p>
     <w:p>
+      <w:pPr>
+        <w:rPr>
+          <w:rFonts w:hint="eastAsia"/>
+        </w:rPr>
+      </w:pPr>
       <w:r>
         <w:t xml:space="preserve">该模块是系统的功率核心，主要由 </w:t>
       </w:r>
@@ -1713,6 +1853,9 @@
           <w:ilvl w:val="0"/>
           <w:numId w:val="4"/>
         </w:numPr>
+        <w:rPr>
+          <w:rFonts w:hint="eastAsia"/>
+        </w:rPr>
       </w:pPr>
       <w:r>
         <w:rPr>
@@ -1751,6 +1894,9 @@
           <w:ilvl w:val="0"/>
           <w:numId w:val="4"/>
         </w:numPr>
+        <w:rPr>
+          <w:rFonts w:hint="eastAsia"/>
+        </w:rPr>
       </w:pPr>
       <w:r>
         <w:rPr>
@@ -1788,6 +1934,9 @@
           <w:ilvl w:val="0"/>
           <w:numId w:val="4"/>
         </w:numPr>
+        <w:rPr>
+          <w:rFonts w:hint="eastAsia"/>
+        </w:rPr>
       </w:pPr>
       <w:r>
         <w:rPr>
@@ -1816,6 +1965,9 @@
           <w:ilvl w:val="0"/>
           <w:numId w:val="4"/>
         </w:numPr>
+        <w:rPr>
+          <w:rFonts w:hint="eastAsia"/>
+        </w:rPr>
       </w:pPr>
       <w:r>
         <w:rPr>
@@ -1899,6 +2051,7 @@
     <w:p>
       <w:pPr>
         <w:rPr>
+          <w:rFonts w:hint="eastAsia"/>
           <w:b/>
           <w:bCs/>
         </w:rPr>
@@ -1912,6 +2065,11 @@
       </w:r>
     </w:p>
     <w:p>
+      <w:pPr>
+        <w:rPr>
+          <w:rFonts w:hint="eastAsia"/>
+        </w:rPr>
+      </w:pPr>
       <w:r>
         <w:t xml:space="preserve">该模块负责无线信号的接收处理及外部数据交互，由 </w:t>
       </w:r>
@@ -1932,6 +2090,9 @@
           <w:ilvl w:val="0"/>
           <w:numId w:val="5"/>
         </w:numPr>
+        <w:rPr>
+          <w:rFonts w:hint="eastAsia"/>
+        </w:rPr>
       </w:pPr>
       <w:r>
         <w:rPr>
@@ -1970,6 +2131,9 @@
           <w:ilvl w:val="0"/>
           <w:numId w:val="5"/>
         </w:numPr>
+        <w:rPr>
+          <w:rFonts w:hint="eastAsia"/>
+        </w:rPr>
       </w:pPr>
       <w:r>
         <w:rPr>
@@ -2111,40 +2275,40 @@
         <w:rPr>
           <w:rFonts w:hint="eastAsia"/>
         </w:rPr>
-        <w:t>上拉）</w:t>
-      </w:r>
-      <w:r>
-        <w:rPr>
-          <w:rFonts w:hint="eastAsia"/>
-        </w:rPr>
-        <w:t>。</w:t>
+        <w:t>上拉）。</w:t>
       </w:r>
     </w:p>
     <w:p>
       <w:pPr>
         <w:pStyle w:val="2"/>
-      </w:pPr>
-      <w:bookmarkStart w:id="10" w:name="_Toc219904875"/>
+        <w:rPr>
+          <w:rFonts w:hint="eastAsia"/>
+        </w:rPr>
+      </w:pPr>
+      <w:bookmarkStart w:id="12" w:name="_Toc219907378"/>
       <w:r>
         <w:rPr>
           <w:rFonts w:hint="eastAsia"/>
         </w:rPr>
         <w:t>电气特性</w:t>
       </w:r>
-      <w:bookmarkEnd w:id="10"/>
+      <w:bookmarkEnd w:id="12"/>
     </w:p>
     <w:p>
       <w:pPr>
         <w:pStyle w:val="3"/>
-      </w:pPr>
-      <w:bookmarkStart w:id="11" w:name="_Toc219904876"/>
+        <w:rPr>
+          <w:rFonts w:hint="eastAsia"/>
+        </w:rPr>
+      </w:pPr>
+      <w:bookmarkStart w:id="13" w:name="_Toc219907379"/>
       <w:r>
         <w:rPr>
           <w:rFonts w:hint="eastAsia"/>
         </w:rPr>
         <w:t>绝对额定最大值</w:t>
       </w:r>
-      <w:bookmarkEnd w:id="11"/>
+      <w:bookmarkEnd w:id="13"/>
     </w:p>
     <w:tbl>
       <w:tblPr>
@@ -2325,13 +2489,7 @@
                       <w:rPr>
                         <w:rFonts w:ascii="Cambria Math" w:hAnsi="Cambria Math" w:hint="eastAsia"/>
                       </w:rPr>
-                      <m:t>B</m:t>
-                    </m:r>
-                    <m:r>
-                      <w:rPr>
-                        <w:rFonts w:ascii="Cambria Math" w:hAnsi="Cambria Math" w:hint="eastAsia"/>
-                      </w:rPr>
-                      <m:t>TT</m:t>
+                      <m:t>BTT</m:t>
                     </m:r>
                   </m:sub>
                 </m:sSub>
@@ -2427,7 +2585,7 @@
             <w:pPr>
               <w:cnfStyle w:val="000000000000" w:firstRow="0" w:lastRow="0" w:firstColumn="0" w:lastColumn="0" w:oddVBand="0" w:evenVBand="0" w:oddHBand="0" w:evenHBand="0" w:firstRowFirstColumn="0" w:firstRowLastColumn="0" w:lastRowFirstColumn="0" w:lastRowLastColumn="0"/>
               <w:rPr>
-                <w:rFonts w:ascii="等线" w:eastAsia="等线" w:hAnsi="等线" w:cs="Times New Roman"/>
+                <w:rFonts w:ascii="等线" w:eastAsia="等线" w:hAnsi="等线" w:cs="Times New Roman" w:hint="eastAsia"/>
               </w:rPr>
             </w:pPr>
             <m:oMathPara>
@@ -2559,7 +2717,7 @@
             <w:pPr>
               <w:cnfStyle w:val="000000000000" w:firstRow="0" w:lastRow="0" w:firstColumn="0" w:lastColumn="0" w:oddVBand="0" w:evenVBand="0" w:oddHBand="0" w:evenHBand="0" w:firstRowFirstColumn="0" w:firstRowLastColumn="0" w:lastRowFirstColumn="0" w:lastRowLastColumn="0"/>
               <w:rPr>
-                <w:rFonts w:ascii="等线" w:eastAsia="等线" w:hAnsi="等线" w:cs="Times New Roman"/>
+                <w:rFonts w:ascii="等线" w:eastAsia="等线" w:hAnsi="等线" w:cs="Times New Roman" w:hint="eastAsia"/>
               </w:rPr>
             </w:pPr>
             <m:oMathPara>
@@ -2586,13 +2744,7 @@
                       <w:rPr>
                         <w:rFonts w:ascii="Cambria Math" w:eastAsia="等线" w:hAnsi="Cambria Math" w:cs="Times New Roman"/>
                       </w:rPr>
-                      <m:t>F</m:t>
-                    </m:r>
-                    <m:r>
-                      <w:rPr>
-                        <w:rFonts w:ascii="Cambria Math" w:eastAsia="等线" w:hAnsi="Cambria Math" w:cs="Times New Roman"/>
-                      </w:rPr>
-                      <m:t>lt</m:t>
+                      <m:t>Flt</m:t>
                     </m:r>
                   </m:sub>
                 </m:sSub>
@@ -2805,15 +2957,18 @@
     <w:p>
       <w:pPr>
         <w:pStyle w:val="3"/>
-      </w:pPr>
-      <w:bookmarkStart w:id="12" w:name="_Toc219904877"/>
+        <w:rPr>
+          <w:rFonts w:hint="eastAsia"/>
+        </w:rPr>
+      </w:pPr>
+      <w:bookmarkStart w:id="14" w:name="_Toc219907380"/>
       <w:r>
         <w:rPr>
           <w:rFonts w:hint="eastAsia"/>
         </w:rPr>
         <w:t>推荐工作条件</w:t>
       </w:r>
-      <w:bookmarkEnd w:id="12"/>
+      <w:bookmarkEnd w:id="14"/>
     </w:p>
     <w:tbl>
       <w:tblPr>
@@ -3128,7 +3283,7 @@
             <w:pPr>
               <w:cnfStyle w:val="000000000000" w:firstRow="0" w:lastRow="0" w:firstColumn="0" w:lastColumn="0" w:oddVBand="0" w:evenVBand="0" w:oddHBand="0" w:evenHBand="0" w:firstRowFirstColumn="0" w:firstRowLastColumn="0" w:lastRowFirstColumn="0" w:lastRowLastColumn="0"/>
               <w:rPr>
-                <w:rFonts w:ascii="等线" w:eastAsia="等线" w:hAnsi="等线" w:cs="Times New Roman"/>
+                <w:rFonts w:ascii="等线" w:eastAsia="等线" w:hAnsi="等线" w:cs="Times New Roman" w:hint="eastAsia"/>
               </w:rPr>
             </w:pPr>
             <m:oMathPara>
@@ -3274,7 +3429,7 @@
             <w:pPr>
               <w:cnfStyle w:val="000000000000" w:firstRow="0" w:lastRow="0" w:firstColumn="0" w:lastColumn="0" w:oddVBand="0" w:evenVBand="0" w:oddHBand="0" w:evenHBand="0" w:firstRowFirstColumn="0" w:firstRowLastColumn="0" w:lastRowFirstColumn="0" w:lastRowLastColumn="0"/>
               <w:rPr>
-                <w:rFonts w:ascii="等线" w:eastAsia="等线" w:hAnsi="等线" w:cs="Times New Roman"/>
+                <w:rFonts w:ascii="等线" w:eastAsia="等线" w:hAnsi="等线" w:cs="Times New Roman" w:hint="eastAsia"/>
               </w:rPr>
             </w:pPr>
             <m:oMathPara>
@@ -3324,19 +3479,7 @@
               <w:rPr>
                 <w:rFonts w:hint="eastAsia"/>
               </w:rPr>
-              <w:t>4</w:t>
-            </w:r>
-            <w:r>
-              <w:rPr>
-                <w:rFonts w:hint="eastAsia"/>
-              </w:rPr>
-              <w:t>5</w:t>
-            </w:r>
-            <w:r>
-              <w:rPr>
-                <w:rFonts w:hint="eastAsia"/>
-              </w:rPr>
-              <w:t>°</w:t>
+              <w:t>45°</w:t>
             </w:r>
           </w:p>
         </w:tc>
@@ -3426,7 +3569,7 @@
             <w:pPr>
               <w:cnfStyle w:val="000000000000" w:firstRow="0" w:lastRow="0" w:firstColumn="0" w:lastColumn="0" w:oddVBand="0" w:evenVBand="0" w:oddHBand="0" w:evenHBand="0" w:firstRowFirstColumn="0" w:firstRowLastColumn="0" w:lastRowFirstColumn="0" w:lastRowLastColumn="0"/>
               <w:rPr>
-                <w:rFonts w:ascii="等线" w:eastAsia="等线" w:hAnsi="等线" w:cs="Times New Roman"/>
+                <w:rFonts w:ascii="等线" w:eastAsia="等线" w:hAnsi="等线" w:cs="Times New Roman" w:hint="eastAsia"/>
               </w:rPr>
             </w:pPr>
             <m:oMathPara>
@@ -3606,13 +3749,7 @@
                       <w:rPr>
                         <w:rFonts w:ascii="Cambria Math" w:eastAsia="等线" w:hAnsi="Cambria Math" w:cs="Times New Roman" w:hint="eastAsia"/>
                       </w:rPr>
-                      <m:t>g</m:t>
-                    </m:r>
-                    <m:r>
-                      <w:rPr>
-                        <w:rFonts w:ascii="Cambria Math" w:eastAsia="等线" w:hAnsi="Cambria Math" w:cs="Times New Roman" w:hint="eastAsia"/>
-                      </w:rPr>
-                      <m:t>ain</m:t>
+                      <m:t>gain</m:t>
                     </m:r>
                   </m:sub>
                 </m:sSub>
@@ -3706,6 +3843,11 @@
             <w:tcW w:w="2263" w:type="dxa"/>
           </w:tcPr>
           <w:p>
+            <w:pPr>
+              <w:rPr>
+                <w:rFonts w:hint="eastAsia"/>
+              </w:rPr>
+            </w:pPr>
             <w:r>
               <w:rPr>
                 <w:rFonts w:hint="eastAsia"/>
@@ -3744,7 +3886,7 @@
             <w:pPr>
               <w:cnfStyle w:val="000000000000" w:firstRow="0" w:lastRow="0" w:firstColumn="0" w:lastColumn="0" w:oddVBand="0" w:evenVBand="0" w:oddHBand="0" w:evenHBand="0" w:firstRowFirstColumn="0" w:firstRowLastColumn="0" w:lastRowFirstColumn="0" w:lastRowLastColumn="0"/>
               <w:rPr>
-                <w:rFonts w:ascii="等线" w:eastAsia="等线" w:hAnsi="等线" w:cs="Times New Roman"/>
+                <w:rFonts w:ascii="等线" w:eastAsia="等线" w:hAnsi="等线" w:cs="Times New Roman" w:hint="eastAsia"/>
               </w:rPr>
             </w:pPr>
             <m:oMathPara>
@@ -3836,6 +3978,9 @@
           <w:p>
             <w:pPr>
               <w:cnfStyle w:val="000000000000" w:firstRow="0" w:lastRow="0" w:firstColumn="0" w:lastColumn="0" w:oddVBand="0" w:evenVBand="0" w:oddHBand="0" w:evenHBand="0" w:firstRowFirstColumn="0" w:firstRowLastColumn="0" w:lastRowFirstColumn="0" w:lastRowLastColumn="0"/>
+              <w:rPr>
+                <w:rFonts w:hint="eastAsia"/>
+              </w:rPr>
             </w:pPr>
             <w:r>
               <w:rPr>
@@ -3868,6 +4013,9 @@
           <w:p>
             <w:pPr>
               <w:cnfStyle w:val="000000000000" w:firstRow="0" w:lastRow="0" w:firstColumn="0" w:lastColumn="0" w:oddVBand="0" w:evenVBand="0" w:oddHBand="0" w:evenHBand="0" w:firstRowFirstColumn="0" w:firstRowLastColumn="0" w:lastRowFirstColumn="0" w:lastRowLastColumn="0"/>
+              <w:rPr>
+                <w:rFonts w:hint="eastAsia"/>
+              </w:rPr>
             </w:pPr>
             <w:r>
               <w:rPr>
@@ -3900,6 +4048,9 @@
           <w:p>
             <w:pPr>
               <w:cnfStyle w:val="000000000000" w:firstRow="0" w:lastRow="0" w:firstColumn="0" w:lastColumn="0" w:oddVBand="0" w:evenVBand="0" w:oddHBand="0" w:evenHBand="0" w:firstRowFirstColumn="0" w:firstRowLastColumn="0" w:lastRowFirstColumn="0" w:lastRowLastColumn="0"/>
+              <w:rPr>
+                <w:rFonts w:hint="eastAsia"/>
+              </w:rPr>
             </w:pPr>
             <w:r>
               <w:rPr>
@@ -3932,6 +4083,9 @@
           <w:p>
             <w:pPr>
               <w:cnfStyle w:val="000000000000" w:firstRow="0" w:lastRow="0" w:firstColumn="0" w:lastColumn="0" w:oddVBand="0" w:evenVBand="0" w:oddHBand="0" w:evenHBand="0" w:firstRowFirstColumn="0" w:firstRowLastColumn="0" w:lastRowFirstColumn="0" w:lastRowLastColumn="0"/>
+              <w:rPr>
+                <w:rFonts w:hint="eastAsia"/>
+              </w:rPr>
             </w:pPr>
             <m:oMath>
               <m:sSub>
@@ -4156,24 +4310,28 @@
     <w:p>
       <w:pPr>
         <w:pStyle w:val="2"/>
-      </w:pPr>
-      <w:bookmarkStart w:id="13" w:name="_Toc219904878"/>
+        <w:rPr>
+          <w:rFonts w:hint="eastAsia"/>
+        </w:rPr>
+      </w:pPr>
+      <w:bookmarkStart w:id="15" w:name="_Toc219907381"/>
       <w:r>
         <w:rPr>
           <w:rFonts w:hint="eastAsia"/>
         </w:rPr>
         <w:t>布局</w:t>
       </w:r>
-      <w:bookmarkEnd w:id="13"/>
+      <w:bookmarkEnd w:id="15"/>
     </w:p>
     <w:p>
       <w:pPr>
         <w:pStyle w:val="3"/>
         <w:rPr>
+          <w:rFonts w:hint="eastAsia"/>
           <w:noProof/>
         </w:rPr>
       </w:pPr>
-      <w:bookmarkStart w:id="14" w:name="_Toc219904879"/>
+      <w:bookmarkStart w:id="16" w:name="_Toc219907382"/>
       <w:r>
         <w:rPr>
           <w:rFonts w:hint="eastAsia"/>
@@ -4181,7 +4339,7 @@
         </w:rPr>
         <w:t>接口布局</w:t>
       </w:r>
-      <w:bookmarkEnd w:id="14"/>
+      <w:bookmarkEnd w:id="16"/>
     </w:p>
     <w:p>
       <w:pPr>
@@ -4248,20 +4406,24 @@
     <w:p>
       <w:pPr>
         <w:pStyle w:val="3"/>
-      </w:pPr>
-      <w:bookmarkStart w:id="15" w:name="_Toc219904880"/>
+        <w:rPr>
+          <w:rFonts w:hint="eastAsia"/>
+        </w:rPr>
+      </w:pPr>
+      <w:bookmarkStart w:id="17" w:name="_Toc219907383"/>
       <w:r>
         <w:rPr>
           <w:rFonts w:hint="eastAsia"/>
         </w:rPr>
         <w:t>模块布局</w:t>
       </w:r>
-      <w:bookmarkEnd w:id="15"/>
+      <w:bookmarkEnd w:id="17"/>
     </w:p>
     <w:p>
       <w:pPr>
         <w:jc w:val="center"/>
         <w:rPr>
+          <w:rFonts w:hint="eastAsia"/>
           <w:noProof/>
         </w:rPr>
       </w:pPr>
@@ -4327,8 +4489,11 @@
     <w:p>
       <w:pPr>
         <w:pStyle w:val="2"/>
-      </w:pPr>
-      <w:bookmarkStart w:id="16" w:name="_Toc219904881"/>
+        <w:rPr>
+          <w:rFonts w:hint="eastAsia"/>
+        </w:rPr>
+      </w:pPr>
+      <w:bookmarkStart w:id="18" w:name="_Toc219907384"/>
       <w:r>
         <w:rPr>
           <w:rFonts w:hint="eastAsia"/>
@@ -4336,11 +4501,14 @@
         <w:lastRenderedPageBreak/>
         <w:t>原理图</w:t>
       </w:r>
-      <w:bookmarkEnd w:id="16"/>
+      <w:bookmarkEnd w:id="18"/>
     </w:p>
     <w:p>
       <w:pPr>
         <w:jc w:val="center"/>
+        <w:rPr>
+          <w:rFonts w:hint="eastAsia"/>
+        </w:rPr>
       </w:pPr>
       <w:r>
         <w:rPr>
@@ -4459,17 +4627,91 @@
     </w:p>
     <w:p>
       <w:pPr>
+        <w:widowControl/>
+        <w:rPr>
+          <w:rFonts w:hint="eastAsia"/>
+        </w:rPr>
+      </w:pPr>
+      <w:r>
+        <w:rPr>
+          <w:rFonts w:hint="eastAsia"/>
+        </w:rPr>
+        <w:br w:type="page"/>
+      </w:r>
+    </w:p>
+    <w:p>
+      <w:pPr>
         <w:pStyle w:val="2"/>
       </w:pPr>
-      <w:bookmarkStart w:id="17" w:name="_Toc219904882"/>
+      <w:bookmarkStart w:id="19" w:name="_Toc219907385"/>
       <w:r>
         <w:rPr>
           <w:rFonts w:hint="eastAsia"/>
         </w:rPr>
         <w:lastRenderedPageBreak/>
+        <w:t>尺寸</w:t>
+      </w:r>
+      <w:bookmarkEnd w:id="19"/>
+    </w:p>
+    <w:p>
+      <w:pPr>
+        <w:rPr>
+          <w:rFonts w:hint="eastAsia"/>
+        </w:rPr>
+      </w:pPr>
+      <w:r>
+        <w:drawing>
+          <wp:inline distT="0" distB="0" distL="0" distR="0" wp14:anchorId="4CB92D3C" wp14:editId="62C70725">
+            <wp:extent cx="5274310" cy="3656965"/>
+            <wp:effectExtent l="0" t="0" r="2540" b="635"/>
+            <wp:docPr id="1400166195" name="图片 1"/>
+            <wp:cNvGraphicFramePr>
+              <a:graphicFrameLocks xmlns:a="http://schemas.openxmlformats.org/drawingml/2006/main" noChangeAspect="1"/>
+            </wp:cNvGraphicFramePr>
+            <a:graphic xmlns:a="http://schemas.openxmlformats.org/drawingml/2006/main">
+              <a:graphicData uri="http://schemas.openxmlformats.org/drawingml/2006/picture">
+                <pic:pic xmlns:pic="http://schemas.openxmlformats.org/drawingml/2006/picture">
+                  <pic:nvPicPr>
+                    <pic:cNvPr id="1400166195" name=""/>
+                    <pic:cNvPicPr/>
+                  </pic:nvPicPr>
+                  <pic:blipFill>
+                    <a:blip r:embed="rId13"/>
+                    <a:stretch>
+                      <a:fillRect/>
+                    </a:stretch>
+                  </pic:blipFill>
+                  <pic:spPr>
+                    <a:xfrm>
+                      <a:off x="0" y="0"/>
+                      <a:ext cx="5274310" cy="3656965"/>
+                    </a:xfrm>
+                    <a:prstGeom prst="rect">
+                      <a:avLst/>
+                    </a:prstGeom>
+                  </pic:spPr>
+                </pic:pic>
+              </a:graphicData>
+            </a:graphic>
+          </wp:inline>
+        </w:drawing>
+      </w:r>
+    </w:p>
+    <w:p>
+      <w:pPr>
+        <w:pStyle w:val="2"/>
+        <w:rPr>
+          <w:rFonts w:hint="eastAsia"/>
+        </w:rPr>
+      </w:pPr>
+      <w:bookmarkStart w:id="20" w:name="_Toc219907386"/>
+      <w:r>
+        <w:rPr>
+          <w:rFonts w:hint="eastAsia"/>
+        </w:rPr>
         <w:t>修订记录</w:t>
       </w:r>
-      <w:bookmarkEnd w:id="17"/>
+      <w:bookmarkEnd w:id="20"/>
     </w:p>
     <w:tbl>
       <w:tblPr>
@@ -4757,8 +4999,8 @@
       </w:pPr>
     </w:p>
     <w:sectPr>
-      <w:headerReference w:type="default" r:id="rId13"/>
-      <w:footerReference w:type="default" r:id="rId14"/>
+      <w:headerReference w:type="default" r:id="rId14"/>
+      <w:footerReference w:type="default" r:id="rId15"/>
       <w:pgSz w:w="11906" w:h="16838"/>
       <w:pgMar w:top="1440" w:right="1800" w:bottom="1440" w:left="1800" w:header="851" w:footer="624" w:gutter="0"/>
       <w:cols w:space="425"/>
@@ -4879,7 +5121,13 @@
               <w:rPr>
                 <w:lang w:val="zh-CN"/>
               </w:rPr>
-              <w:t xml:space="preserve"> / </w:t>
+              <w:t xml:space="preserve"> </w:t>
+            </w:r>
+            <w:r>
+              <w:rPr>
+                <w:lang w:val="zh-CN"/>
+              </w:rPr>
+              <w:t xml:space="preserve">/ </w:t>
             </w:r>
             <w:r>
               <w:rPr>
@@ -6330,6 +6578,7 @@
   <w:style w:type="character" w:default="1" w:styleId="a0">
     <w:name w:val="Default Paragraph Font"/>
     <w:uiPriority w:val="1"/>
+    <w:semiHidden/>
     <w:unhideWhenUsed/>
   </w:style>
   <w:style w:type="table" w:default="1" w:styleId="a1">
